--- a/generated/sources/internal_comms/store_visit_reports/2026-09-30_LON02_visit_FMcLeod.docx
+++ b/generated/sources/internal_comms/store_visit_reports/2026-09-30_LON02_visit_FMcLeod.docx
@@ -554,7 +554,7 @@
         <w:pStyle w:val="ListBullet"/>
       </w:pPr>
       <w:r>
-        <w:t>Maire black gone since last week. Priya keeps a list, 30-ish names, mostly Korean ladies, many tourists.</w:t>
+        <w:t>Aurea black gone since last week. Priya keeps a list, 30-ish names, mostly Korean ladies, many tourists.</w:t>
       </w:r>
     </w:p>
     <w:p>
@@ -578,7 +578,7 @@
         <w:pStyle w:val="ListBullet"/>
       </w:pPr>
       <w:r>
-        <w:t>2 TIB returned for zip this week, odd. Keep an eye.</w:t>
+        <w:t>2 VEL returned for zip this week, odd. Keep an eye.</w:t>
       </w:r>
     </w:p>
     <w:p>
@@ -711,7 +711,7 @@
           </w:tcPr>
           <w:p>
             <w:r>
-              <w:t>Push black Maire allocation for Harrods</w:t>
+              <w:t>Push black Aurea allocation for Harrods</w:t>
             </w:r>
           </w:p>
         </w:tc>
